--- a/a7/packages/A7 Unit 3 - Exponents and Scientific Notation/Lessons/3.05/A7 3.05 Applying Exponent Laws - Independent Set.docx
+++ b/a7/packages/A7 Unit 3 - Exponents and Scientific Notation/Lessons/3.05/A7 3.05 Applying Exponent Laws - Independent Set.docx
@@ -347,7 +347,7 @@
             <w:r>
               <w:drawing>
                 <wp:inline xmlns:a="http://schemas.openxmlformats.org/drawingml/2006/main" xmlns:pic="http://schemas.openxmlformats.org/drawingml/2006/picture">
-                  <wp:extent cx="353568" cy="219456"/>
+                  <wp:extent cx="353568" cy="213360"/>
                   <wp:docPr id="2" name="Picture 2"/>
                   <wp:cNvGraphicFramePr>
                     <a:graphicFrameLocks noChangeAspect="1"/>
@@ -356,7 +356,7 @@
                     <a:graphicData uri="http://schemas.openxmlformats.org/drawingml/2006/picture">
                       <pic:pic>
                         <pic:nvPicPr>
-                          <pic:cNvPr id="0" name="7ab7d03841c2dbad.png"/>
+                          <pic:cNvPr id="0" name="73b418ea8262c6ec.png"/>
                           <pic:cNvPicPr/>
                         </pic:nvPicPr>
                         <pic:blipFill>
@@ -368,7 +368,7 @@
                         <pic:spPr>
                           <a:xfrm>
                             <a:off x="0" y="0"/>
-                            <a:ext cx="353568" cy="219456"/>
+                            <a:ext cx="353568" cy="213360"/>
                           </a:xfrm>
                           <a:prstGeom prst="rect"/>
                         </pic:spPr>
